--- a/03-Communication-and-Teamwork/Meetings/Minutes/Team-Meetings/Meeting Minutes 2025-05-28 (Team).docx
+++ b/03-Communication-and-Teamwork/Meetings/Minutes/Team-Meetings/Meeting Minutes 2025-05-28 (Team).docx
@@ -274,7 +274,7 @@
           <w:p>
             <w:pPr>
               <w:rPr>
-                <w:rFonts w:ascii="Calibri" w:hAnsi="Calibri" w:cs="Calibri"/>
+                <w:rFonts w:ascii="Calibri" w:eastAsia="Calibri" w:hAnsi="Calibri" w:cs="Calibri"/>
               </w:rPr>
             </w:pPr>
             <w:r>
@@ -295,9 +295,11 @@
             </w:r>
             <w:r>
               <w:rPr>
-                <w:rFonts w:ascii="Calibri" w:hAnsi="Calibri" w:cs="Calibri"/>
-              </w:rPr>
-              <w:t>Voice Call</w:t>
+                <w:rFonts w:ascii="Calibri" w:eastAsia="Calibri" w:hAnsi="Calibri" w:cs="Calibri"/>
+                <w:color w:val="000000"/>
+                <w:lang w:val="en-US"/>
+              </w:rPr>
+              <w:t>Online (Discord)</w:t>
             </w:r>
           </w:p>
         </w:tc>
@@ -1157,7 +1159,6 @@
           <w:rFonts w:ascii="Calibri" w:hAnsi="Calibri" w:cs="Calibri"/>
           <w:b/>
         </w:rPr>
-        <w:lastRenderedPageBreak/>
         <w:t>Agenda</w:t>
       </w:r>
     </w:p>
@@ -1663,8 +1664,8 @@
       </w:tblPr>
       <w:tblGrid>
         <w:gridCol w:w="540"/>
-        <w:gridCol w:w="5400"/>
-        <w:gridCol w:w="1530"/>
+        <w:gridCol w:w="4138"/>
+        <w:gridCol w:w="2792"/>
         <w:gridCol w:w="2520"/>
       </w:tblGrid>
       <w:tr>
@@ -1691,7 +1692,7 @@
         </w:tc>
         <w:tc>
           <w:tcPr>
-            <w:tcW w:w="5400" w:type="dxa"/>
+            <w:tcW w:w="4138" w:type="dxa"/>
             <w:shd w:val="clear" w:color="auto" w:fill="D9D9D9"/>
           </w:tcPr>
           <w:p>
@@ -1712,7 +1713,7 @@
         </w:tc>
         <w:tc>
           <w:tcPr>
-            <w:tcW w:w="1530" w:type="dxa"/>
+            <w:tcW w:w="2792" w:type="dxa"/>
             <w:shd w:val="clear" w:color="auto" w:fill="D9D9D9"/>
           </w:tcPr>
           <w:p>
@@ -1774,28 +1775,40 @@
         </w:tc>
         <w:tc>
           <w:tcPr>
-            <w:tcW w:w="5400" w:type="dxa"/>
-            <w:vAlign w:val="center"/>
-          </w:tcPr>
-          <w:p>
-            <w:pPr>
-              <w:rPr>
-                <w:rFonts w:ascii="Calibri" w:hAnsi="Calibri" w:cs="Calibri"/>
-              </w:rPr>
-            </w:pPr>
-          </w:p>
-        </w:tc>
-        <w:tc>
-          <w:tcPr>
-            <w:tcW w:w="1530" w:type="dxa"/>
-            <w:vAlign w:val="center"/>
-          </w:tcPr>
-          <w:p>
-            <w:pPr>
-              <w:rPr>
-                <w:rFonts w:ascii="Calibri" w:hAnsi="Calibri" w:cs="Calibri"/>
-              </w:rPr>
-            </w:pPr>
+            <w:tcW w:w="4138" w:type="dxa"/>
+            <w:vAlign w:val="center"/>
+          </w:tcPr>
+          <w:p>
+            <w:pPr>
+              <w:rPr>
+                <w:rFonts w:ascii="Calibri" w:hAnsi="Calibri" w:cs="Calibri"/>
+              </w:rPr>
+            </w:pPr>
+            <w:r>
+              <w:rPr>
+                <w:rFonts w:ascii="Calibri" w:hAnsi="Calibri" w:cs="Calibri"/>
+              </w:rPr>
+              <w:t xml:space="preserve">WBS </w:t>
+            </w:r>
+          </w:p>
+        </w:tc>
+        <w:tc>
+          <w:tcPr>
+            <w:tcW w:w="2792" w:type="dxa"/>
+            <w:vAlign w:val="center"/>
+          </w:tcPr>
+          <w:p>
+            <w:pPr>
+              <w:rPr>
+                <w:rFonts w:ascii="Calibri" w:hAnsi="Calibri" w:cs="Calibri"/>
+              </w:rPr>
+            </w:pPr>
+            <w:r>
+              <w:rPr>
+                <w:rFonts w:ascii="Calibri" w:hAnsi="Calibri" w:cs="Calibri"/>
+              </w:rPr>
+              <w:t xml:space="preserve">Thomas, Win </w:t>
+            </w:r>
           </w:p>
         </w:tc>
         <w:tc>
@@ -1809,6 +1822,328 @@
                 <w:rFonts w:ascii="Calibri" w:hAnsi="Calibri" w:cs="Calibri"/>
               </w:rPr>
             </w:pPr>
+            <w:r>
+              <w:rPr>
+                <w:rFonts w:ascii="Calibri" w:hAnsi="Calibri" w:cs="Calibri"/>
+              </w:rPr>
+              <w:t>Extended</w:t>
+            </w:r>
+          </w:p>
+        </w:tc>
+      </w:tr>
+      <w:tr>
+        <w:tc>
+          <w:tcPr>
+            <w:tcW w:w="540" w:type="dxa"/>
+            <w:vAlign w:val="center"/>
+          </w:tcPr>
+          <w:p>
+            <w:pPr>
+              <w:numPr>
+                <w:ilvl w:val="0"/>
+                <w:numId w:val="19"/>
+              </w:numPr>
+              <w:ind w:left="144" w:hanging="158"/>
+              <w:rPr>
+                <w:rFonts w:ascii="Calibri" w:hAnsi="Calibri" w:cs="Calibri"/>
+              </w:rPr>
+            </w:pPr>
+          </w:p>
+        </w:tc>
+        <w:tc>
+          <w:tcPr>
+            <w:tcW w:w="4138" w:type="dxa"/>
+            <w:vAlign w:val="center"/>
+          </w:tcPr>
+          <w:p>
+            <w:pPr>
+              <w:rPr>
+                <w:rFonts w:ascii="Calibri" w:hAnsi="Calibri" w:cs="Calibri"/>
+              </w:rPr>
+            </w:pPr>
+            <w:r>
+              <w:rPr>
+                <w:rFonts w:ascii="Calibri" w:hAnsi="Calibri" w:cs="Calibri"/>
+              </w:rPr>
+              <w:t>Gantt Chart Updated Project Schedule</w:t>
+            </w:r>
+          </w:p>
+        </w:tc>
+        <w:tc>
+          <w:tcPr>
+            <w:tcW w:w="2792" w:type="dxa"/>
+            <w:vAlign w:val="center"/>
+          </w:tcPr>
+          <w:p>
+            <w:pPr>
+              <w:rPr>
+                <w:rFonts w:ascii="Calibri" w:hAnsi="Calibri" w:cs="Calibri"/>
+              </w:rPr>
+            </w:pPr>
+            <w:r>
+              <w:rPr>
+                <w:rFonts w:ascii="Calibri" w:hAnsi="Calibri" w:cs="Calibri"/>
+              </w:rPr>
+              <w:t>Nathan, Win</w:t>
+            </w:r>
+          </w:p>
+        </w:tc>
+        <w:tc>
+          <w:tcPr>
+            <w:tcW w:w="2520" w:type="dxa"/>
+            <w:vAlign w:val="center"/>
+          </w:tcPr>
+          <w:p>
+            <w:pPr>
+              <w:rPr>
+                <w:rFonts w:ascii="Calibri" w:hAnsi="Calibri" w:cs="Calibri"/>
+              </w:rPr>
+            </w:pPr>
+            <w:r>
+              <w:rPr>
+                <w:rFonts w:ascii="Calibri" w:hAnsi="Calibri" w:cs="Calibri"/>
+              </w:rPr>
+              <w:t>Extended</w:t>
+            </w:r>
+          </w:p>
+        </w:tc>
+      </w:tr>
+      <w:tr>
+        <w:tc>
+          <w:tcPr>
+            <w:tcW w:w="540" w:type="dxa"/>
+            <w:vAlign w:val="center"/>
+          </w:tcPr>
+          <w:p>
+            <w:pPr>
+              <w:numPr>
+                <w:ilvl w:val="0"/>
+                <w:numId w:val="19"/>
+              </w:numPr>
+              <w:ind w:left="144" w:hanging="158"/>
+              <w:rPr>
+                <w:rFonts w:ascii="Calibri" w:hAnsi="Calibri" w:cs="Calibri"/>
+              </w:rPr>
+            </w:pPr>
+          </w:p>
+        </w:tc>
+        <w:tc>
+          <w:tcPr>
+            <w:tcW w:w="4138" w:type="dxa"/>
+            <w:vAlign w:val="center"/>
+          </w:tcPr>
+          <w:p>
+            <w:pPr>
+              <w:rPr>
+                <w:rFonts w:ascii="Calibri" w:hAnsi="Calibri" w:cs="Calibri"/>
+              </w:rPr>
+            </w:pPr>
+            <w:r>
+              <w:rPr>
+                <w:rFonts w:ascii="Calibri" w:hAnsi="Calibri" w:cs="Calibri"/>
+              </w:rPr>
+              <w:t>Project Scope Fix</w:t>
+            </w:r>
+          </w:p>
+        </w:tc>
+        <w:tc>
+          <w:tcPr>
+            <w:tcW w:w="2792" w:type="dxa"/>
+            <w:vAlign w:val="center"/>
+          </w:tcPr>
+          <w:p>
+            <w:pPr>
+              <w:rPr>
+                <w:rFonts w:ascii="Calibri" w:hAnsi="Calibri" w:cs="Calibri"/>
+              </w:rPr>
+            </w:pPr>
+            <w:r>
+              <w:rPr>
+                <w:rFonts w:ascii="Calibri" w:hAnsi="Calibri" w:cs="Calibri"/>
+              </w:rPr>
+              <w:t>Thomas, Win</w:t>
+            </w:r>
+          </w:p>
+        </w:tc>
+        <w:tc>
+          <w:tcPr>
+            <w:tcW w:w="2520" w:type="dxa"/>
+            <w:vAlign w:val="center"/>
+          </w:tcPr>
+          <w:p>
+            <w:pPr>
+              <w:rPr>
+                <w:rFonts w:ascii="Calibri" w:hAnsi="Calibri" w:cs="Calibri"/>
+              </w:rPr>
+            </w:pPr>
+            <w:r>
+              <w:rPr>
+                <w:rFonts w:ascii="Calibri" w:hAnsi="Calibri" w:cs="Calibri"/>
+              </w:rPr>
+              <w:t>Completed</w:t>
+            </w:r>
+          </w:p>
+        </w:tc>
+      </w:tr>
+      <w:tr>
+        <w:tc>
+          <w:tcPr>
+            <w:tcW w:w="540" w:type="dxa"/>
+            <w:vAlign w:val="center"/>
+          </w:tcPr>
+          <w:p>
+            <w:pPr>
+              <w:numPr>
+                <w:ilvl w:val="0"/>
+                <w:numId w:val="19"/>
+              </w:numPr>
+              <w:ind w:left="144" w:hanging="158"/>
+              <w:rPr>
+                <w:rFonts w:ascii="Calibri" w:hAnsi="Calibri" w:cs="Calibri"/>
+              </w:rPr>
+            </w:pPr>
+          </w:p>
+        </w:tc>
+        <w:tc>
+          <w:tcPr>
+            <w:tcW w:w="4138" w:type="dxa"/>
+            <w:vAlign w:val="center"/>
+          </w:tcPr>
+          <w:p>
+            <w:pPr>
+              <w:rPr>
+                <w:rFonts w:ascii="Calibri" w:hAnsi="Calibri" w:cs="Calibri"/>
+              </w:rPr>
+            </w:pPr>
+            <w:r>
+              <w:rPr>
+                <w:rFonts w:ascii="Calibri" w:hAnsi="Calibri" w:cs="Calibri"/>
+              </w:rPr>
+              <w:t>Proposal Document Fixing</w:t>
+            </w:r>
+          </w:p>
+        </w:tc>
+        <w:tc>
+          <w:tcPr>
+            <w:tcW w:w="2792" w:type="dxa"/>
+            <w:vAlign w:val="center"/>
+          </w:tcPr>
+          <w:p>
+            <w:pPr>
+              <w:rPr>
+                <w:rFonts w:ascii="Calibri" w:hAnsi="Calibri" w:cs="Calibri"/>
+              </w:rPr>
+            </w:pPr>
+            <w:r>
+              <w:rPr>
+                <w:rFonts w:ascii="Calibri" w:hAnsi="Calibri" w:cs="Calibri"/>
+              </w:rPr>
+              <w:t xml:space="preserve">Charmi, Kylie, Larissa, </w:t>
+            </w:r>
+            <w:proofErr w:type="spellStart"/>
+            <w:r>
+              <w:rPr>
+                <w:rFonts w:ascii="Calibri" w:hAnsi="Calibri" w:cs="Calibri"/>
+              </w:rPr>
+              <w:t>Zaf</w:t>
+            </w:r>
+            <w:proofErr w:type="spellEnd"/>
+          </w:p>
+        </w:tc>
+        <w:tc>
+          <w:tcPr>
+            <w:tcW w:w="2520" w:type="dxa"/>
+            <w:vAlign w:val="center"/>
+          </w:tcPr>
+          <w:p>
+            <w:pPr>
+              <w:rPr>
+                <w:rFonts w:ascii="Calibri" w:hAnsi="Calibri" w:cs="Calibri"/>
+              </w:rPr>
+            </w:pPr>
+            <w:r>
+              <w:rPr>
+                <w:rFonts w:ascii="Calibri" w:hAnsi="Calibri" w:cs="Calibri"/>
+              </w:rPr>
+              <w:t>Extended</w:t>
+            </w:r>
+          </w:p>
+        </w:tc>
+      </w:tr>
+      <w:tr>
+        <w:tc>
+          <w:tcPr>
+            <w:tcW w:w="540" w:type="dxa"/>
+            <w:vAlign w:val="center"/>
+          </w:tcPr>
+          <w:p>
+            <w:pPr>
+              <w:numPr>
+                <w:ilvl w:val="0"/>
+                <w:numId w:val="19"/>
+              </w:numPr>
+              <w:ind w:left="144" w:hanging="158"/>
+              <w:rPr>
+                <w:rFonts w:ascii="Calibri" w:hAnsi="Calibri" w:cs="Calibri"/>
+              </w:rPr>
+            </w:pPr>
+          </w:p>
+        </w:tc>
+        <w:tc>
+          <w:tcPr>
+            <w:tcW w:w="4138" w:type="dxa"/>
+            <w:vAlign w:val="center"/>
+          </w:tcPr>
+          <w:p>
+            <w:pPr>
+              <w:rPr>
+                <w:rFonts w:ascii="Calibri" w:hAnsi="Calibri" w:cs="Calibri"/>
+              </w:rPr>
+            </w:pPr>
+            <w:r>
+              <w:rPr>
+                <w:rFonts w:ascii="Calibri" w:hAnsi="Calibri" w:cs="Calibri"/>
+              </w:rPr>
+              <w:t>Ubuntu IPv4 UDP Evaluation Run</w:t>
+            </w:r>
+          </w:p>
+        </w:tc>
+        <w:tc>
+          <w:tcPr>
+            <w:tcW w:w="2792" w:type="dxa"/>
+            <w:vAlign w:val="center"/>
+          </w:tcPr>
+          <w:p>
+            <w:pPr>
+              <w:rPr>
+                <w:rFonts w:ascii="Calibri" w:hAnsi="Calibri" w:cs="Calibri"/>
+              </w:rPr>
+            </w:pPr>
+            <w:r>
+              <w:rPr>
+                <w:rFonts w:ascii="Calibri" w:hAnsi="Calibri" w:cs="Calibri"/>
+              </w:rPr>
+              <w:t>Nathan, Win, Thomas</w:t>
+            </w:r>
+          </w:p>
+        </w:tc>
+        <w:tc>
+          <w:tcPr>
+            <w:tcW w:w="2520" w:type="dxa"/>
+            <w:vAlign w:val="center"/>
+          </w:tcPr>
+          <w:p>
+            <w:pPr>
+              <w:rPr>
+                <w:rFonts w:ascii="Calibri" w:hAnsi="Calibri" w:cs="Calibri"/>
+              </w:rPr>
+            </w:pPr>
+            <w:r>
+              <w:rPr>
+                <w:rFonts w:ascii="Calibri" w:hAnsi="Calibri" w:cs="Calibri"/>
+              </w:rPr>
+              <w:t>Completed</w:t>
+            </w:r>
           </w:p>
         </w:tc>
       </w:tr>
@@ -2548,7 +2883,6 @@
           <w:rFonts w:ascii="Calibri" w:hAnsi="Calibri" w:cs="Calibri"/>
           <w:b/>
         </w:rPr>
-        <w:lastRenderedPageBreak/>
         <w:t>Summary of Action Items</w:t>
       </w:r>
     </w:p>
@@ -2812,7 +3146,7 @@
               <w:rPr>
                 <w:rFonts w:ascii="Calibri" w:hAnsi="Calibri" w:cs="Calibri"/>
               </w:rPr>
-              <w:t xml:space="preserve">proposal </w:t>
+              <w:t>Proposal Document</w:t>
             </w:r>
           </w:p>
         </w:tc>
@@ -2832,6 +3166,12 @@
                 <w:rFonts w:ascii="Calibri" w:hAnsi="Calibri" w:cs="Calibri"/>
               </w:rPr>
               <w:t>Thomas, Win, Nathan, Larissa</w:t>
+            </w:r>
+            <w:r>
+              <w:rPr>
+                <w:rFonts w:ascii="Calibri" w:hAnsi="Calibri" w:cs="Calibri"/>
+              </w:rPr>
+              <w:t>, Kylie</w:t>
             </w:r>
           </w:p>
         </w:tc>
@@ -2978,6 +3318,492 @@
                 <w:rFonts w:ascii="Calibri" w:hAnsi="Calibri" w:cs="Calibri"/>
               </w:rPr>
               <w:t>5</w:t>
+            </w:r>
+          </w:p>
+        </w:tc>
+      </w:tr>
+      <w:tr>
+        <w:tc>
+          <w:tcPr>
+            <w:tcW w:w="540" w:type="dxa"/>
+            <w:vAlign w:val="center"/>
+          </w:tcPr>
+          <w:p>
+            <w:pPr>
+              <w:numPr>
+                <w:ilvl w:val="0"/>
+                <w:numId w:val="20"/>
+              </w:numPr>
+              <w:ind w:left="342"/>
+              <w:rPr>
+                <w:rFonts w:ascii="Calibri" w:hAnsi="Calibri" w:cs="Calibri"/>
+              </w:rPr>
+            </w:pPr>
+          </w:p>
+        </w:tc>
+        <w:tc>
+          <w:tcPr>
+            <w:tcW w:w="5400" w:type="dxa"/>
+            <w:vAlign w:val="center"/>
+          </w:tcPr>
+          <w:p>
+            <w:pPr>
+              <w:rPr>
+                <w:rFonts w:ascii="Calibri" w:hAnsi="Calibri" w:cs="Calibri"/>
+              </w:rPr>
+            </w:pPr>
+            <w:r>
+              <w:rPr>
+                <w:rFonts w:ascii="Calibri" w:hAnsi="Calibri" w:cs="Calibri"/>
+              </w:rPr>
+              <w:t xml:space="preserve">WBS </w:t>
+            </w:r>
+          </w:p>
+        </w:tc>
+        <w:tc>
+          <w:tcPr>
+            <w:tcW w:w="2140" w:type="dxa"/>
+            <w:vAlign w:val="center"/>
+          </w:tcPr>
+          <w:p>
+            <w:pPr>
+              <w:rPr>
+                <w:rFonts w:ascii="Calibri" w:hAnsi="Calibri" w:cs="Calibri"/>
+              </w:rPr>
+            </w:pPr>
+            <w:r>
+              <w:rPr>
+                <w:rFonts w:ascii="Calibri" w:hAnsi="Calibri" w:cs="Calibri"/>
+              </w:rPr>
+              <w:t xml:space="preserve">Thomas, Win </w:t>
+            </w:r>
+          </w:p>
+        </w:tc>
+        <w:tc>
+          <w:tcPr>
+            <w:tcW w:w="1910" w:type="dxa"/>
+            <w:vAlign w:val="center"/>
+          </w:tcPr>
+          <w:p>
+            <w:pPr>
+              <w:rPr>
+                <w:rFonts w:ascii="Calibri" w:hAnsi="Calibri" w:cs="Calibri"/>
+              </w:rPr>
+            </w:pPr>
+            <w:r>
+              <w:rPr>
+                <w:rFonts w:ascii="Calibri" w:hAnsi="Calibri" w:cs="Calibri"/>
+              </w:rPr>
+              <w:t>29/05/2025</w:t>
+            </w:r>
+          </w:p>
+        </w:tc>
+      </w:tr>
+      <w:tr>
+        <w:tc>
+          <w:tcPr>
+            <w:tcW w:w="540" w:type="dxa"/>
+            <w:vAlign w:val="center"/>
+          </w:tcPr>
+          <w:p>
+            <w:pPr>
+              <w:numPr>
+                <w:ilvl w:val="0"/>
+                <w:numId w:val="20"/>
+              </w:numPr>
+              <w:ind w:left="342"/>
+              <w:rPr>
+                <w:rFonts w:ascii="Calibri" w:hAnsi="Calibri" w:cs="Calibri"/>
+              </w:rPr>
+            </w:pPr>
+          </w:p>
+        </w:tc>
+        <w:tc>
+          <w:tcPr>
+            <w:tcW w:w="5400" w:type="dxa"/>
+            <w:vAlign w:val="center"/>
+          </w:tcPr>
+          <w:p>
+            <w:pPr>
+              <w:rPr>
+                <w:rFonts w:ascii="Calibri" w:hAnsi="Calibri" w:cs="Calibri"/>
+              </w:rPr>
+            </w:pPr>
+            <w:r>
+              <w:rPr>
+                <w:rFonts w:ascii="Calibri" w:hAnsi="Calibri" w:cs="Calibri"/>
+              </w:rPr>
+              <w:t>Gantt Chart Updated Project Schedule</w:t>
+            </w:r>
+          </w:p>
+        </w:tc>
+        <w:tc>
+          <w:tcPr>
+            <w:tcW w:w="2140" w:type="dxa"/>
+            <w:vAlign w:val="center"/>
+          </w:tcPr>
+          <w:p>
+            <w:pPr>
+              <w:rPr>
+                <w:rFonts w:ascii="Calibri" w:hAnsi="Calibri" w:cs="Calibri"/>
+              </w:rPr>
+            </w:pPr>
+            <w:r>
+              <w:rPr>
+                <w:rFonts w:ascii="Calibri" w:hAnsi="Calibri" w:cs="Calibri"/>
+              </w:rPr>
+              <w:t>Nathan, Win</w:t>
+            </w:r>
+          </w:p>
+        </w:tc>
+        <w:tc>
+          <w:tcPr>
+            <w:tcW w:w="1910" w:type="dxa"/>
+            <w:vAlign w:val="center"/>
+          </w:tcPr>
+          <w:p>
+            <w:pPr>
+              <w:rPr>
+                <w:rFonts w:ascii="Calibri" w:hAnsi="Calibri" w:cs="Calibri"/>
+              </w:rPr>
+            </w:pPr>
+            <w:r>
+              <w:rPr>
+                <w:rFonts w:ascii="Calibri" w:hAnsi="Calibri" w:cs="Calibri"/>
+              </w:rPr>
+              <w:t>29/05/2025</w:t>
+            </w:r>
+          </w:p>
+        </w:tc>
+      </w:tr>
+      <w:tr>
+        <w:tc>
+          <w:tcPr>
+            <w:tcW w:w="540" w:type="dxa"/>
+            <w:vAlign w:val="center"/>
+          </w:tcPr>
+          <w:p>
+            <w:pPr>
+              <w:numPr>
+                <w:ilvl w:val="0"/>
+                <w:numId w:val="20"/>
+              </w:numPr>
+              <w:ind w:left="342"/>
+              <w:rPr>
+                <w:rFonts w:ascii="Calibri" w:hAnsi="Calibri" w:cs="Calibri"/>
+              </w:rPr>
+            </w:pPr>
+          </w:p>
+        </w:tc>
+        <w:tc>
+          <w:tcPr>
+            <w:tcW w:w="5400" w:type="dxa"/>
+            <w:vAlign w:val="center"/>
+          </w:tcPr>
+          <w:p>
+            <w:pPr>
+              <w:rPr>
+                <w:rFonts w:ascii="Calibri" w:hAnsi="Calibri" w:cs="Calibri"/>
+              </w:rPr>
+            </w:pPr>
+            <w:r>
+              <w:rPr>
+                <w:rFonts w:ascii="Calibri" w:hAnsi="Calibri" w:cs="Calibri"/>
+              </w:rPr>
+              <w:t>Q</w:t>
+            </w:r>
+            <w:r>
+              <w:rPr>
+                <w:rFonts w:ascii="Calibri" w:hAnsi="Calibri" w:cs="Calibri"/>
+              </w:rPr>
+              <w:t>uality Assurance</w:t>
+            </w:r>
+          </w:p>
+        </w:tc>
+        <w:tc>
+          <w:tcPr>
+            <w:tcW w:w="2140" w:type="dxa"/>
+            <w:vAlign w:val="center"/>
+          </w:tcPr>
+          <w:p>
+            <w:pPr>
+              <w:rPr>
+                <w:rFonts w:ascii="Calibri" w:hAnsi="Calibri" w:cs="Calibri"/>
+              </w:rPr>
+            </w:pPr>
+            <w:r>
+              <w:rPr>
+                <w:rFonts w:ascii="Calibri" w:hAnsi="Calibri" w:cs="Calibri"/>
+              </w:rPr>
+              <w:t>Kylie, Larissa</w:t>
+            </w:r>
+          </w:p>
+        </w:tc>
+        <w:tc>
+          <w:tcPr>
+            <w:tcW w:w="1910" w:type="dxa"/>
+            <w:vAlign w:val="center"/>
+          </w:tcPr>
+          <w:p>
+            <w:pPr>
+              <w:rPr>
+                <w:rFonts w:ascii="Calibri" w:hAnsi="Calibri" w:cs="Calibri"/>
+              </w:rPr>
+            </w:pPr>
+            <w:r>
+              <w:rPr>
+                <w:rFonts w:ascii="Calibri" w:hAnsi="Calibri" w:cs="Calibri"/>
+              </w:rPr>
+              <w:t>29/05/2025</w:t>
+            </w:r>
+          </w:p>
+        </w:tc>
+      </w:tr>
+      <w:tr>
+        <w:tc>
+          <w:tcPr>
+            <w:tcW w:w="540" w:type="dxa"/>
+            <w:vAlign w:val="center"/>
+          </w:tcPr>
+          <w:p>
+            <w:pPr>
+              <w:numPr>
+                <w:ilvl w:val="0"/>
+                <w:numId w:val="20"/>
+              </w:numPr>
+              <w:ind w:left="342"/>
+              <w:rPr>
+                <w:rFonts w:ascii="Calibri" w:hAnsi="Calibri" w:cs="Calibri"/>
+              </w:rPr>
+            </w:pPr>
+          </w:p>
+        </w:tc>
+        <w:tc>
+          <w:tcPr>
+            <w:tcW w:w="5400" w:type="dxa"/>
+            <w:vAlign w:val="center"/>
+          </w:tcPr>
+          <w:p>
+            <w:pPr>
+              <w:rPr>
+                <w:rFonts w:ascii="Calibri" w:hAnsi="Calibri" w:cs="Calibri"/>
+              </w:rPr>
+            </w:pPr>
+            <w:r>
+              <w:rPr>
+                <w:rFonts w:ascii="Calibri" w:hAnsi="Calibri" w:cs="Calibri"/>
+              </w:rPr>
+              <w:t>Presentation Slide</w:t>
+            </w:r>
+          </w:p>
+        </w:tc>
+        <w:tc>
+          <w:tcPr>
+            <w:tcW w:w="2140" w:type="dxa"/>
+            <w:vAlign w:val="center"/>
+          </w:tcPr>
+          <w:p>
+            <w:pPr>
+              <w:rPr>
+                <w:rFonts w:ascii="Calibri" w:hAnsi="Calibri" w:cs="Calibri"/>
+              </w:rPr>
+            </w:pPr>
+            <w:r>
+              <w:rPr>
+                <w:rFonts w:ascii="Calibri" w:hAnsi="Calibri" w:cs="Calibri"/>
+              </w:rPr>
+              <w:t>Charmi, Kylie</w:t>
+            </w:r>
+          </w:p>
+        </w:tc>
+        <w:tc>
+          <w:tcPr>
+            <w:tcW w:w="1910" w:type="dxa"/>
+            <w:vAlign w:val="center"/>
+          </w:tcPr>
+          <w:p>
+            <w:pPr>
+              <w:rPr>
+                <w:rFonts w:ascii="Calibri" w:hAnsi="Calibri" w:cs="Calibri"/>
+              </w:rPr>
+            </w:pPr>
+            <w:r>
+              <w:rPr>
+                <w:rFonts w:ascii="Calibri" w:hAnsi="Calibri" w:cs="Calibri"/>
+              </w:rPr>
+              <w:t>18</w:t>
+            </w:r>
+            <w:r>
+              <w:rPr>
+                <w:rFonts w:ascii="Calibri" w:hAnsi="Calibri" w:cs="Calibri"/>
+              </w:rPr>
+              <w:t>/0</w:t>
+            </w:r>
+            <w:r>
+              <w:rPr>
+                <w:rFonts w:ascii="Calibri" w:hAnsi="Calibri" w:cs="Calibri"/>
+              </w:rPr>
+              <w:t>6</w:t>
+            </w:r>
+            <w:r>
+              <w:rPr>
+                <w:rFonts w:ascii="Calibri" w:hAnsi="Calibri" w:cs="Calibri"/>
+              </w:rPr>
+              <w:t>/2025</w:t>
+            </w:r>
+          </w:p>
+        </w:tc>
+      </w:tr>
+      <w:tr>
+        <w:tc>
+          <w:tcPr>
+            <w:tcW w:w="540" w:type="dxa"/>
+            <w:vAlign w:val="center"/>
+          </w:tcPr>
+          <w:p>
+            <w:pPr>
+              <w:numPr>
+                <w:ilvl w:val="0"/>
+                <w:numId w:val="20"/>
+              </w:numPr>
+              <w:ind w:left="342"/>
+              <w:rPr>
+                <w:rFonts w:ascii="Calibri" w:hAnsi="Calibri" w:cs="Calibri"/>
+              </w:rPr>
+            </w:pPr>
+          </w:p>
+        </w:tc>
+        <w:tc>
+          <w:tcPr>
+            <w:tcW w:w="5400" w:type="dxa"/>
+            <w:vAlign w:val="center"/>
+          </w:tcPr>
+          <w:p>
+            <w:pPr>
+              <w:rPr>
+                <w:rFonts w:ascii="Calibri" w:hAnsi="Calibri" w:cs="Calibri"/>
+              </w:rPr>
+            </w:pPr>
+            <w:r>
+              <w:rPr>
+                <w:rFonts w:ascii="Calibri" w:hAnsi="Calibri" w:cs="Calibri"/>
+              </w:rPr>
+              <w:t>Mid-term Review Submission</w:t>
+            </w:r>
+          </w:p>
+        </w:tc>
+        <w:tc>
+          <w:tcPr>
+            <w:tcW w:w="2140" w:type="dxa"/>
+            <w:vAlign w:val="center"/>
+          </w:tcPr>
+          <w:p>
+            <w:pPr>
+              <w:rPr>
+                <w:rFonts w:ascii="Calibri" w:hAnsi="Calibri" w:cs="Calibri"/>
+              </w:rPr>
+            </w:pPr>
+            <w:r>
+              <w:rPr>
+                <w:rFonts w:ascii="Calibri" w:hAnsi="Calibri" w:cs="Calibri"/>
+              </w:rPr>
+              <w:t>Thomas</w:t>
+            </w:r>
+          </w:p>
+        </w:tc>
+        <w:tc>
+          <w:tcPr>
+            <w:tcW w:w="1910" w:type="dxa"/>
+            <w:vAlign w:val="center"/>
+          </w:tcPr>
+          <w:p>
+            <w:pPr>
+              <w:rPr>
+                <w:rFonts w:ascii="Calibri" w:hAnsi="Calibri" w:cs="Calibri"/>
+              </w:rPr>
+            </w:pPr>
+            <w:r>
+              <w:rPr>
+                <w:rFonts w:ascii="Calibri" w:hAnsi="Calibri" w:cs="Calibri"/>
+              </w:rPr>
+              <w:t>15/06/2025</w:t>
+            </w:r>
+          </w:p>
+        </w:tc>
+      </w:tr>
+      <w:tr>
+        <w:tc>
+          <w:tcPr>
+            <w:tcW w:w="540" w:type="dxa"/>
+            <w:vAlign w:val="center"/>
+          </w:tcPr>
+          <w:p>
+            <w:pPr>
+              <w:numPr>
+                <w:ilvl w:val="0"/>
+                <w:numId w:val="20"/>
+              </w:numPr>
+              <w:ind w:left="342"/>
+              <w:rPr>
+                <w:rFonts w:ascii="Calibri" w:hAnsi="Calibri" w:cs="Calibri"/>
+              </w:rPr>
+            </w:pPr>
+          </w:p>
+        </w:tc>
+        <w:tc>
+          <w:tcPr>
+            <w:tcW w:w="5400" w:type="dxa"/>
+            <w:vAlign w:val="center"/>
+          </w:tcPr>
+          <w:p>
+            <w:pPr>
+              <w:rPr>
+                <w:rFonts w:ascii="Calibri" w:hAnsi="Calibri" w:cs="Calibri"/>
+              </w:rPr>
+            </w:pPr>
+            <w:r>
+              <w:rPr>
+                <w:rFonts w:ascii="Calibri" w:hAnsi="Calibri" w:cs="Calibri"/>
+              </w:rPr>
+              <w:t>Mid-term Review Presentation</w:t>
+            </w:r>
+          </w:p>
+        </w:tc>
+        <w:tc>
+          <w:tcPr>
+            <w:tcW w:w="2140" w:type="dxa"/>
+            <w:vAlign w:val="center"/>
+          </w:tcPr>
+          <w:p>
+            <w:pPr>
+              <w:rPr>
+                <w:rFonts w:ascii="Calibri" w:hAnsi="Calibri" w:cs="Calibri"/>
+              </w:rPr>
+            </w:pPr>
+            <w:r>
+              <w:rPr>
+                <w:rFonts w:ascii="Calibri" w:hAnsi="Calibri" w:cs="Calibri"/>
+              </w:rPr>
+              <w:t xml:space="preserve">All Team members </w:t>
+            </w:r>
+          </w:p>
+        </w:tc>
+        <w:tc>
+          <w:tcPr>
+            <w:tcW w:w="1910" w:type="dxa"/>
+            <w:vAlign w:val="center"/>
+          </w:tcPr>
+          <w:p>
+            <w:pPr>
+              <w:rPr>
+                <w:rFonts w:ascii="Calibri" w:hAnsi="Calibri" w:cs="Calibri"/>
+              </w:rPr>
+            </w:pPr>
+            <w:r>
+              <w:rPr>
+                <w:rFonts w:ascii="Calibri" w:hAnsi="Calibri" w:cs="Calibri"/>
+              </w:rPr>
+              <w:t>18/06/2025</w:t>
             </w:r>
           </w:p>
         </w:tc>
@@ -3066,6 +3892,13 @@
               </w:rPr>
               <w:t>29/05/2025</w:t>
             </w:r>
+            <w:r>
+              <w:rPr>
+                <w:rFonts w:ascii="Calibri" w:hAnsi="Calibri" w:cs="Calibri"/>
+                <w:bCs/>
+              </w:rPr>
+              <w:t xml:space="preserve"> (Client)</w:t>
+            </w:r>
           </w:p>
         </w:tc>
         <w:tc>
@@ -3170,30 +4003,6 @@
       <w:tr>
         <w:tc>
           <w:tcPr>
-            <w:tcW w:w="9990" w:type="dxa"/>
-            <w:gridSpan w:val="3"/>
-            <w:vAlign w:val="center"/>
-          </w:tcPr>
-          <w:p>
-            <w:pPr>
-              <w:rPr>
-                <w:rFonts w:ascii="Calibri" w:hAnsi="Calibri" w:cs="Calibri"/>
-                <w:i/>
-              </w:rPr>
-            </w:pPr>
-            <w:r>
-              <w:rPr>
-                <w:rFonts w:ascii="Calibri" w:hAnsi="Calibri" w:cs="Calibri"/>
-                <w:i/>
-              </w:rPr>
-              <w:t>Action Items to be discussed in the next meeting:</w:t>
-            </w:r>
-          </w:p>
-        </w:tc>
-      </w:tr>
-      <w:tr>
-        <w:tc>
-          <w:tcPr>
             <w:tcW w:w="540" w:type="dxa"/>
             <w:vAlign w:val="center"/>
           </w:tcPr>
@@ -3201,9 +4010,9 @@
             <w:pPr>
               <w:numPr>
                 <w:ilvl w:val="0"/>
-                <w:numId w:val="17"/>
+                <w:numId w:val="12"/>
               </w:numPr>
-              <w:ind w:left="245" w:hanging="202"/>
+              <w:ind w:left="252" w:hanging="208"/>
               <w:rPr>
                 <w:rFonts w:ascii="Calibri" w:hAnsi="Calibri" w:cs="Calibri"/>
               </w:rPr>
@@ -3222,6 +4031,12 @@
                 <w:rFonts w:ascii="Calibri" w:hAnsi="Calibri" w:cs="Calibri"/>
               </w:rPr>
             </w:pPr>
+            <w:r>
+              <w:rPr>
+                <w:rFonts w:ascii="Calibri" w:hAnsi="Calibri" w:cs="Calibri"/>
+              </w:rPr>
+              <w:t>Discussion on the Draft Mid Term Review Status Report</w:t>
+            </w:r>
           </w:p>
         </w:tc>
       </w:tr>
@@ -6110,7 +6925,7 @@
     <w:rPrDefault>
       <w:rPr>
         <w:rFonts w:ascii="Times New Roman" w:eastAsia="Times New Roman" w:hAnsi="Times New Roman" w:cs="Times New Roman"/>
-        <w:lang w:val="en-AU" w:eastAsia="en-AU" w:bidi="ar-SA"/>
+        <w:lang w:val="en-NZ" w:eastAsia="en-NZ" w:bidi="my-MM"/>
       </w:rPr>
     </w:rPrDefault>
     <w:pPrDefault/>
@@ -6403,7 +7218,7 @@
     <w:rPr>
       <w:sz w:val="24"/>
       <w:szCs w:val="24"/>
-      <w:lang w:val="en-NZ" w:eastAsia="en-US"/>
+      <w:lang w:eastAsia="en-US"/>
     </w:rPr>
   </w:style>
   <w:style w:type="character" w:default="1" w:styleId="DefaultParagraphFont">
@@ -6464,16 +7279,7 @@
     <w:name w:val="Table Grid"/>
     <w:basedOn w:val="TableNormal"/>
     <w:rsid w:val="00076A72"/>
-    <w:tblPr>
-      <w:tblBorders>
-        <w:top w:val="single" w:sz="4" w:space="0" w:color="auto"/>
-        <w:left w:val="single" w:sz="4" w:space="0" w:color="auto"/>
-        <w:bottom w:val="single" w:sz="4" w:space="0" w:color="auto"/>
-        <w:right w:val="single" w:sz="4" w:space="0" w:color="auto"/>
-        <w:insideH w:val="single" w:sz="4" w:space="0" w:color="auto"/>
-        <w:insideV w:val="single" w:sz="4" w:space="0" w:color="auto"/>
-      </w:tblBorders>
-    </w:tblPr>
+    <w:tblPr/>
   </w:style>
   <w:style w:type="paragraph" w:styleId="BalloonText">
     <w:name w:val="Balloon Text"/>

--- a/03-Communication-and-Teamwork/Meetings/Minutes/Team-Meetings/Meeting Minutes 2025-05-28 (Team).docx
+++ b/03-Communication-and-Teamwork/Meetings/Minutes/Team-Meetings/Meeting Minutes 2025-05-28 (Team).docx
@@ -2,13 +2,6 @@
 <file path=word/document.xml><?xml version="1.0" encoding="utf-8"?>
 <w:document xmlns:wpc="http://schemas.microsoft.com/office/word/2010/wordprocessingCanvas" xmlns:cx="http://schemas.microsoft.com/office/drawing/2014/chartex" xmlns:cx1="http://schemas.microsoft.com/office/drawing/2015/9/8/chartex" xmlns:cx2="http://schemas.microsoft.com/office/drawing/2015/10/21/chartex" xmlns:cx3="http://schemas.microsoft.com/office/drawing/2016/5/9/chartex" xmlns:cx4="http://schemas.microsoft.com/office/drawing/2016/5/10/chartex" xmlns:cx5="http://schemas.microsoft.com/office/drawing/2016/5/11/chartex" xmlns:cx6="http://schemas.microsoft.com/office/drawing/2016/5/12/chartex" xmlns:cx7="http://schemas.microsoft.com/office/drawing/2016/5/13/chartex" xmlns:cx8="http://schemas.microsoft.com/office/drawing/2016/5/14/chartex" xmlns:mc="http://schemas.openxmlformats.org/markup-compatibility/2006" xmlns:aink="http://schemas.microsoft.com/office/drawing/2016/ink" xmlns:am3d="http://schemas.microsoft.com/office/drawing/2017/model3d" xmlns:o="urn:schemas-microsoft-com:office:office" xmlns:oel="http://schemas.microsoft.com/office/2019/extlst" xmlns:r="http://schemas.openxmlformats.org/officeDocument/2006/relationships" xmlns:m="http://schemas.openxmlformats.org/officeDocument/2006/math" xmlns:v="urn:schemas-microsoft-com:vml" xmlns:wp14="http://schemas.microsoft.com/office/word/2010/wordprocessingDrawing" xmlns:wp="http://schemas.openxmlformats.org/drawingml/2006/wordprocessingDrawing" xmlns:w10="urn:schemas-microsoft-com:office:word" xmlns:w="http://schemas.openxmlformats.org/wordprocessingml/2006/main" xmlns:w14="http://schemas.microsoft.com/office/word/2010/wordml" xmlns:w15="http://schemas.microsoft.com/office/word/2012/wordml" xmlns:w16cex="http://schemas.microsoft.com/office/word/2018/wordml/cex" xmlns:w16cid="http://schemas.microsoft.com/office/word/2016/wordml/cid" xmlns:w16="http://schemas.microsoft.com/office/word/2018/wordml" xmlns:w16du="http://schemas.microsoft.com/office/word/2023/wordml/word16du" xmlns:w16sdtdh="http://schemas.microsoft.com/office/word/2020/wordml/sdtdatahash" xmlns:w16sdtfl="http://schemas.microsoft.com/office/word/2024/wordml/sdtformatlock" xmlns:w16se="http://schemas.microsoft.com/office/word/2015/wordml/symex" xmlns:wpg="http://schemas.microsoft.com/office/word/2010/wordprocessingGroup" xmlns:wpi="http://schemas.microsoft.com/office/word/2010/wordprocessingInk" xmlns:wne="http://schemas.microsoft.com/office/word/2006/wordml" xmlns:wps="http://schemas.microsoft.com/office/word/2010/wordprocessingShape" mc:Ignorable="w14 w15 w16se w16cid w16 w16cex w16sdtdh w16sdtfl w16du wp14">
   <w:body>
-    <w:p>
-      <w:pPr>
-        <w:rPr>
-          <w:rFonts w:ascii="Calibri" w:hAnsi="Calibri" w:cs="Calibri"/>
-        </w:rPr>
-      </w:pPr>
-    </w:p>
     <w:p>
       <w:pPr>
         <w:jc w:val="center"/>
@@ -299,7 +292,7 @@
                 <w:color w:val="000000"/>
                 <w:lang w:val="en-US"/>
               </w:rPr>
-              <w:t>Online (Discord)</w:t>
+              <w:t>Online</w:t>
             </w:r>
           </w:p>
         </w:tc>
@@ -469,7 +462,14 @@
                 <w:rFonts w:ascii="Calibri" w:hAnsi="Calibri" w:cs="Calibri"/>
                 <w:bCs/>
               </w:rPr>
-              <w:t>1.0</w:t>
+              <w:t>1.</w:t>
+            </w:r>
+            <w:r>
+              <w:rPr>
+                <w:rFonts w:ascii="Calibri" w:hAnsi="Calibri" w:cs="Calibri"/>
+                <w:bCs/>
+              </w:rPr>
+              <w:t>1</w:t>
             </w:r>
           </w:p>
         </w:tc>
@@ -952,6 +952,15 @@
                 <w:i/>
               </w:rPr>
             </w:pPr>
+            <w:r>
+              <w:rPr>
+                <w:rFonts w:ascii="Calibri" w:hAnsi="Calibri" w:cs="Calibri"/>
+                <w:b/>
+                <w:bCs/>
+                <w:i/>
+              </w:rPr>
+              <w:t>Names</w:t>
+            </w:r>
           </w:p>
         </w:tc>
         <w:tc>
@@ -964,6 +973,45 @@
               <w:rPr>
                 <w:rFonts w:ascii="Calibri" w:hAnsi="Calibri" w:cs="Calibri"/>
                 <w:i/>
+              </w:rPr>
+            </w:pPr>
+            <w:r>
+              <w:rPr>
+                <w:rFonts w:ascii="Calibri" w:hAnsi="Calibri" w:cs="Calibri"/>
+                <w:b/>
+                <w:bCs/>
+                <w:i/>
+              </w:rPr>
+              <w:t>Representing</w:t>
+            </w:r>
+          </w:p>
+        </w:tc>
+      </w:tr>
+      <w:tr>
+        <w:tc>
+          <w:tcPr>
+            <w:tcW w:w="5940" w:type="dxa"/>
+            <w:vAlign w:val="center"/>
+          </w:tcPr>
+          <w:p>
+            <w:pPr>
+              <w:rPr>
+                <w:rFonts w:ascii="Calibri" w:hAnsi="Calibri" w:cs="Calibri"/>
+                <w:iCs/>
+              </w:rPr>
+            </w:pPr>
+          </w:p>
+        </w:tc>
+        <w:tc>
+          <w:tcPr>
+            <w:tcW w:w="4050" w:type="dxa"/>
+            <w:vAlign w:val="center"/>
+          </w:tcPr>
+          <w:p>
+            <w:pPr>
+              <w:rPr>
+                <w:rFonts w:ascii="Calibri" w:hAnsi="Calibri" w:cs="Calibri"/>
+                <w:iCs/>
               </w:rPr>
             </w:pPr>
           </w:p>
@@ -1159,6 +1207,7 @@
           <w:rFonts w:ascii="Calibri" w:hAnsi="Calibri" w:cs="Calibri"/>
           <w:b/>
         </w:rPr>
+        <w:lastRenderedPageBreak/>
         <w:t>Agenda</w:t>
       </w:r>
     </w:p>
@@ -1788,7 +1837,13 @@
               <w:rPr>
                 <w:rFonts w:ascii="Calibri" w:hAnsi="Calibri" w:cs="Calibri"/>
               </w:rPr>
-              <w:t xml:space="preserve">WBS </w:t>
+              <w:t>W</w:t>
+            </w:r>
+            <w:r>
+              <w:rPr>
+                <w:rFonts w:ascii="Calibri" w:hAnsi="Calibri" w:cs="Calibri"/>
+              </w:rPr>
+              <w:t>ork Breakdown Structure</w:t>
             </w:r>
           </w:p>
         </w:tc>
@@ -2038,16 +2093,8 @@
               <w:rPr>
                 <w:rFonts w:ascii="Calibri" w:hAnsi="Calibri" w:cs="Calibri"/>
               </w:rPr>
-              <w:t xml:space="preserve">Charmi, Kylie, Larissa, </w:t>
-            </w:r>
-            <w:proofErr w:type="spellStart"/>
-            <w:r>
-              <w:rPr>
-                <w:rFonts w:ascii="Calibri" w:hAnsi="Calibri" w:cs="Calibri"/>
-              </w:rPr>
-              <w:t>Zaf</w:t>
-            </w:r>
-            <w:proofErr w:type="spellEnd"/>
+              <w:t>Charmi, Kylie, Larissa, Zaf</w:t>
+            </w:r>
           </w:p>
         </w:tc>
         <w:tc>
@@ -2170,6 +2217,14 @@
           <w:rFonts w:ascii="Calibri" w:hAnsi="Calibri" w:cs="Calibri"/>
           <w:b/>
         </w:rPr>
+        <w:br w:type="page"/>
+      </w:r>
+      <w:r>
+        <w:rPr>
+          <w:rFonts w:ascii="Calibri" w:hAnsi="Calibri" w:cs="Calibri"/>
+          <w:b/>
+        </w:rPr>
+        <w:lastRenderedPageBreak/>
         <w:t>Discussion and Decisions</w:t>
       </w:r>
     </w:p>
@@ -2869,15 +2924,6 @@
           <w:b/>
         </w:rPr>
       </w:pPr>
-    </w:p>
-    <w:p>
-      <w:pPr>
-        <w:jc w:val="center"/>
-        <w:rPr>
-          <w:rFonts w:ascii="Calibri" w:hAnsi="Calibri" w:cs="Calibri"/>
-          <w:b/>
-        </w:rPr>
-      </w:pPr>
       <w:r>
         <w:rPr>
           <w:rFonts w:ascii="Calibri" w:hAnsi="Calibri" w:cs="Calibri"/>
@@ -2909,9 +2955,9 @@
       </w:tblPr>
       <w:tblGrid>
         <w:gridCol w:w="540"/>
-        <w:gridCol w:w="5400"/>
-        <w:gridCol w:w="2140"/>
-        <w:gridCol w:w="1910"/>
+        <w:gridCol w:w="4138"/>
+        <w:gridCol w:w="2835"/>
+        <w:gridCol w:w="2477"/>
       </w:tblGrid>
       <w:tr>
         <w:tc>
@@ -2937,7 +2983,7 @@
         </w:tc>
         <w:tc>
           <w:tcPr>
-            <w:tcW w:w="5400" w:type="dxa"/>
+            <w:tcW w:w="4138" w:type="dxa"/>
             <w:shd w:val="clear" w:color="auto" w:fill="D9D9D9"/>
           </w:tcPr>
           <w:p>
@@ -2958,7 +3004,7 @@
         </w:tc>
         <w:tc>
           <w:tcPr>
-            <w:tcW w:w="2140" w:type="dxa"/>
+            <w:tcW w:w="2835" w:type="dxa"/>
             <w:shd w:val="clear" w:color="auto" w:fill="D9D9D9"/>
           </w:tcPr>
           <w:p>
@@ -2979,7 +3025,7 @@
         </w:tc>
         <w:tc>
           <w:tcPr>
-            <w:tcW w:w="1910" w:type="dxa"/>
+            <w:tcW w:w="2477" w:type="dxa"/>
             <w:shd w:val="clear" w:color="auto" w:fill="D9D9D9"/>
           </w:tcPr>
           <w:p>
@@ -3020,7 +3066,7 @@
         </w:tc>
         <w:tc>
           <w:tcPr>
-            <w:tcW w:w="5400" w:type="dxa"/>
+            <w:tcW w:w="4138" w:type="dxa"/>
             <w:vAlign w:val="center"/>
           </w:tcPr>
           <w:p>
@@ -3039,7 +3085,7 @@
         </w:tc>
         <w:tc>
           <w:tcPr>
-            <w:tcW w:w="2140" w:type="dxa"/>
+            <w:tcW w:w="2835" w:type="dxa"/>
             <w:vAlign w:val="center"/>
           </w:tcPr>
           <w:p>
@@ -3058,7 +3104,7 @@
         </w:tc>
         <w:tc>
           <w:tcPr>
-            <w:tcW w:w="1910" w:type="dxa"/>
+            <w:tcW w:w="2477" w:type="dxa"/>
             <w:vAlign w:val="center"/>
           </w:tcPr>
           <w:p>
@@ -3115,7 +3161,7 @@
         </w:tc>
         <w:tc>
           <w:tcPr>
-            <w:tcW w:w="5400" w:type="dxa"/>
+            <w:tcW w:w="4138" w:type="dxa"/>
             <w:vAlign w:val="center"/>
           </w:tcPr>
           <w:p>
@@ -3152,7 +3198,7 @@
         </w:tc>
         <w:tc>
           <w:tcPr>
-            <w:tcW w:w="2140" w:type="dxa"/>
+            <w:tcW w:w="2835" w:type="dxa"/>
             <w:vAlign w:val="center"/>
           </w:tcPr>
           <w:p>
@@ -3177,7 +3223,7 @@
         </w:tc>
         <w:tc>
           <w:tcPr>
-            <w:tcW w:w="1910" w:type="dxa"/>
+            <w:tcW w:w="2477" w:type="dxa"/>
             <w:vAlign w:val="center"/>
           </w:tcPr>
           <w:p>
@@ -3246,7 +3292,7 @@
         </w:tc>
         <w:tc>
           <w:tcPr>
-            <w:tcW w:w="5400" w:type="dxa"/>
+            <w:tcW w:w="4138" w:type="dxa"/>
             <w:vAlign w:val="center"/>
           </w:tcPr>
           <w:p>
@@ -3265,34 +3311,26 @@
         </w:tc>
         <w:tc>
           <w:tcPr>
-            <w:tcW w:w="2140" w:type="dxa"/>
-            <w:vAlign w:val="center"/>
-          </w:tcPr>
-          <w:p>
-            <w:pPr>
-              <w:rPr>
-                <w:rFonts w:ascii="Calibri" w:hAnsi="Calibri" w:cs="Calibri"/>
-              </w:rPr>
-            </w:pPr>
-            <w:proofErr w:type="spellStart"/>
-            <w:r>
-              <w:rPr>
-                <w:rFonts w:ascii="Calibri" w:hAnsi="Calibri" w:cs="Calibri"/>
-              </w:rPr>
-              <w:t>Zaf</w:t>
-            </w:r>
-            <w:proofErr w:type="spellEnd"/>
-            <w:r>
-              <w:rPr>
-                <w:rFonts w:ascii="Calibri" w:hAnsi="Calibri" w:cs="Calibri"/>
-              </w:rPr>
-              <w:t>, Charmi</w:t>
-            </w:r>
-          </w:p>
-        </w:tc>
-        <w:tc>
-          <w:tcPr>
-            <w:tcW w:w="1910" w:type="dxa"/>
+            <w:tcW w:w="2835" w:type="dxa"/>
+            <w:vAlign w:val="center"/>
+          </w:tcPr>
+          <w:p>
+            <w:pPr>
+              <w:rPr>
+                <w:rFonts w:ascii="Calibri" w:hAnsi="Calibri" w:cs="Calibri"/>
+              </w:rPr>
+            </w:pPr>
+            <w:r>
+              <w:rPr>
+                <w:rFonts w:ascii="Calibri" w:hAnsi="Calibri" w:cs="Calibri"/>
+              </w:rPr>
+              <w:t>Zaf, Charmi</w:t>
+            </w:r>
+          </w:p>
+        </w:tc>
+        <w:tc>
+          <w:tcPr>
+            <w:tcW w:w="2477" w:type="dxa"/>
             <w:vAlign w:val="center"/>
           </w:tcPr>
           <w:p>
@@ -3343,26 +3381,32 @@
         </w:tc>
         <w:tc>
           <w:tcPr>
-            <w:tcW w:w="5400" w:type="dxa"/>
-            <w:vAlign w:val="center"/>
-          </w:tcPr>
-          <w:p>
-            <w:pPr>
-              <w:rPr>
-                <w:rFonts w:ascii="Calibri" w:hAnsi="Calibri" w:cs="Calibri"/>
-              </w:rPr>
-            </w:pPr>
-            <w:r>
-              <w:rPr>
-                <w:rFonts w:ascii="Calibri" w:hAnsi="Calibri" w:cs="Calibri"/>
-              </w:rPr>
-              <w:t xml:space="preserve">WBS </w:t>
-            </w:r>
-          </w:p>
-        </w:tc>
-        <w:tc>
-          <w:tcPr>
-            <w:tcW w:w="2140" w:type="dxa"/>
+            <w:tcW w:w="4138" w:type="dxa"/>
+            <w:vAlign w:val="center"/>
+          </w:tcPr>
+          <w:p>
+            <w:pPr>
+              <w:rPr>
+                <w:rFonts w:ascii="Calibri" w:hAnsi="Calibri" w:cs="Calibri"/>
+              </w:rPr>
+            </w:pPr>
+            <w:r>
+              <w:rPr>
+                <w:rFonts w:ascii="Calibri" w:hAnsi="Calibri" w:cs="Calibri"/>
+              </w:rPr>
+              <w:t>W</w:t>
+            </w:r>
+            <w:r>
+              <w:rPr>
+                <w:rFonts w:ascii="Calibri" w:hAnsi="Calibri" w:cs="Calibri"/>
+              </w:rPr>
+              <w:t>ork Breakdown Structure</w:t>
+            </w:r>
+          </w:p>
+        </w:tc>
+        <w:tc>
+          <w:tcPr>
+            <w:tcW w:w="2835" w:type="dxa"/>
             <w:vAlign w:val="center"/>
           </w:tcPr>
           <w:p>
@@ -3381,7 +3425,7 @@
         </w:tc>
         <w:tc>
           <w:tcPr>
-            <w:tcW w:w="1910" w:type="dxa"/>
+            <w:tcW w:w="2477" w:type="dxa"/>
             <w:vAlign w:val="center"/>
           </w:tcPr>
           <w:p>
@@ -3420,7 +3464,7 @@
         </w:tc>
         <w:tc>
           <w:tcPr>
-            <w:tcW w:w="5400" w:type="dxa"/>
+            <w:tcW w:w="4138" w:type="dxa"/>
             <w:vAlign w:val="center"/>
           </w:tcPr>
           <w:p>
@@ -3439,7 +3483,7 @@
         </w:tc>
         <w:tc>
           <w:tcPr>
-            <w:tcW w:w="2140" w:type="dxa"/>
+            <w:tcW w:w="2835" w:type="dxa"/>
             <w:vAlign w:val="center"/>
           </w:tcPr>
           <w:p>
@@ -3458,7 +3502,7 @@
         </w:tc>
         <w:tc>
           <w:tcPr>
-            <w:tcW w:w="1910" w:type="dxa"/>
+            <w:tcW w:w="2477" w:type="dxa"/>
             <w:vAlign w:val="center"/>
           </w:tcPr>
           <w:p>
@@ -3497,7 +3541,7 @@
         </w:tc>
         <w:tc>
           <w:tcPr>
-            <w:tcW w:w="5400" w:type="dxa"/>
+            <w:tcW w:w="4138" w:type="dxa"/>
             <w:vAlign w:val="center"/>
           </w:tcPr>
           <w:p>
@@ -3522,7 +3566,7 @@
         </w:tc>
         <w:tc>
           <w:tcPr>
-            <w:tcW w:w="2140" w:type="dxa"/>
+            <w:tcW w:w="2835" w:type="dxa"/>
             <w:vAlign w:val="center"/>
           </w:tcPr>
           <w:p>
@@ -3541,7 +3585,7 @@
         </w:tc>
         <w:tc>
           <w:tcPr>
-            <w:tcW w:w="1910" w:type="dxa"/>
+            <w:tcW w:w="2477" w:type="dxa"/>
             <w:vAlign w:val="center"/>
           </w:tcPr>
           <w:p>
@@ -3580,7 +3624,7 @@
         </w:tc>
         <w:tc>
           <w:tcPr>
-            <w:tcW w:w="5400" w:type="dxa"/>
+            <w:tcW w:w="4138" w:type="dxa"/>
             <w:vAlign w:val="center"/>
           </w:tcPr>
           <w:p>
@@ -3599,7 +3643,7 @@
         </w:tc>
         <w:tc>
           <w:tcPr>
-            <w:tcW w:w="2140" w:type="dxa"/>
+            <w:tcW w:w="2835" w:type="dxa"/>
             <w:vAlign w:val="center"/>
           </w:tcPr>
           <w:p>
@@ -3618,7 +3662,7 @@
         </w:tc>
         <w:tc>
           <w:tcPr>
-            <w:tcW w:w="1910" w:type="dxa"/>
+            <w:tcW w:w="2477" w:type="dxa"/>
             <w:vAlign w:val="center"/>
           </w:tcPr>
           <w:p>
@@ -3675,7 +3719,7 @@
         </w:tc>
         <w:tc>
           <w:tcPr>
-            <w:tcW w:w="5400" w:type="dxa"/>
+            <w:tcW w:w="4138" w:type="dxa"/>
             <w:vAlign w:val="center"/>
           </w:tcPr>
           <w:p>
@@ -3694,7 +3738,7 @@
         </w:tc>
         <w:tc>
           <w:tcPr>
-            <w:tcW w:w="2140" w:type="dxa"/>
+            <w:tcW w:w="2835" w:type="dxa"/>
             <w:vAlign w:val="center"/>
           </w:tcPr>
           <w:p>
@@ -3713,7 +3757,7 @@
         </w:tc>
         <w:tc>
           <w:tcPr>
-            <w:tcW w:w="1910" w:type="dxa"/>
+            <w:tcW w:w="2477" w:type="dxa"/>
             <w:vAlign w:val="center"/>
           </w:tcPr>
           <w:p>
@@ -3752,7 +3796,7 @@
         </w:tc>
         <w:tc>
           <w:tcPr>
-            <w:tcW w:w="5400" w:type="dxa"/>
+            <w:tcW w:w="4138" w:type="dxa"/>
             <w:vAlign w:val="center"/>
           </w:tcPr>
           <w:p>
@@ -3771,26 +3815,38 @@
         </w:tc>
         <w:tc>
           <w:tcPr>
-            <w:tcW w:w="2140" w:type="dxa"/>
-            <w:vAlign w:val="center"/>
-          </w:tcPr>
-          <w:p>
-            <w:pPr>
-              <w:rPr>
-                <w:rFonts w:ascii="Calibri" w:hAnsi="Calibri" w:cs="Calibri"/>
-              </w:rPr>
-            </w:pPr>
-            <w:r>
-              <w:rPr>
-                <w:rFonts w:ascii="Calibri" w:hAnsi="Calibri" w:cs="Calibri"/>
-              </w:rPr>
-              <w:t xml:space="preserve">All Team members </w:t>
-            </w:r>
-          </w:p>
-        </w:tc>
-        <w:tc>
-          <w:tcPr>
-            <w:tcW w:w="1910" w:type="dxa"/>
+            <w:tcW w:w="2835" w:type="dxa"/>
+            <w:vAlign w:val="center"/>
+          </w:tcPr>
+          <w:p>
+            <w:pPr>
+              <w:rPr>
+                <w:rFonts w:ascii="Calibri" w:hAnsi="Calibri" w:cs="Calibri"/>
+              </w:rPr>
+            </w:pPr>
+            <w:r>
+              <w:rPr>
+                <w:rFonts w:ascii="Calibri" w:hAnsi="Calibri" w:cs="Calibri"/>
+              </w:rPr>
+              <w:t xml:space="preserve">All Team </w:t>
+            </w:r>
+            <w:r>
+              <w:rPr>
+                <w:rFonts w:ascii="Calibri" w:hAnsi="Calibri" w:cs="Calibri"/>
+              </w:rPr>
+              <w:t>M</w:t>
+            </w:r>
+            <w:r>
+              <w:rPr>
+                <w:rFonts w:ascii="Calibri" w:hAnsi="Calibri" w:cs="Calibri"/>
+              </w:rPr>
+              <w:t xml:space="preserve">embers </w:t>
+            </w:r>
+          </w:p>
+        </w:tc>
+        <w:tc>
+          <w:tcPr>
+            <w:tcW w:w="2477" w:type="dxa"/>
             <w:vAlign w:val="center"/>
           </w:tcPr>
           <w:p>
@@ -3813,6 +3869,7 @@
       <w:pPr>
         <w:rPr>
           <w:rFonts w:ascii="Calibri" w:hAnsi="Calibri" w:cs="Calibri"/>
+          <w:b/>
         </w:rPr>
       </w:pPr>
     </w:p>
@@ -3828,6 +3885,7 @@
           <w:rFonts w:ascii="Calibri" w:hAnsi="Calibri" w:cs="Calibri"/>
           <w:b/>
         </w:rPr>
+        <w:lastRenderedPageBreak/>
         <w:t>Next Meeting</w:t>
       </w:r>
     </w:p>
@@ -3892,13 +3950,6 @@
               </w:rPr>
               <w:t>29/05/2025</w:t>
             </w:r>
-            <w:r>
-              <w:rPr>
-                <w:rFonts w:ascii="Calibri" w:hAnsi="Calibri" w:cs="Calibri"/>
-                <w:bCs/>
-              </w:rPr>
-              <w:t xml:space="preserve"> (Client)</w:t>
-            </w:r>
           </w:p>
         </w:tc>
         <w:tc>
@@ -4035,7 +4086,31 @@
               <w:rPr>
                 <w:rFonts w:ascii="Calibri" w:hAnsi="Calibri" w:cs="Calibri"/>
               </w:rPr>
-              <w:t>Discussion on the Draft Mid Term Review Status Report</w:t>
+              <w:t xml:space="preserve">Discussion on the </w:t>
+            </w:r>
+            <w:r>
+              <w:rPr>
+                <w:rFonts w:ascii="Calibri" w:hAnsi="Calibri" w:cs="Calibri"/>
+              </w:rPr>
+              <w:t>d</w:t>
+            </w:r>
+            <w:r>
+              <w:rPr>
+                <w:rFonts w:ascii="Calibri" w:hAnsi="Calibri" w:cs="Calibri"/>
+              </w:rPr>
+              <w:t>raft Mid</w:t>
+            </w:r>
+            <w:r>
+              <w:rPr>
+                <w:rFonts w:ascii="Calibri" w:hAnsi="Calibri" w:cs="Calibri"/>
+              </w:rPr>
+              <w:t>-</w:t>
+            </w:r>
+            <w:r>
+              <w:rPr>
+                <w:rFonts w:ascii="Calibri" w:hAnsi="Calibri" w:cs="Calibri"/>
+              </w:rPr>
+              <w:t>Term Review Status Report</w:t>
             </w:r>
           </w:p>
         </w:tc>
